--- a/corpus/synthetic/field-display__010.docx
+++ b/corpus/synthetic/field-display__010.docx
@@ -4,17 +4,40 @@
   <w:body>
     <w:p>
       <w:pPr>
-        <w:pStyle w:val="TableofFigures"/>
+        <w:pStyle w:val="TOC2"/>
+        <w:tabs>
+          <w:tab w:val="right" w:pos="8786"/>
+        </w:tabs>
+        <w:rPr>
+          <w:sz w:val="24"/>
+        </w:rPr>
       </w:pPr>
-      <w:r>
-        <w:t>Tabel 2. 1 Sintaks model pembelajaran</w:t>
-      </w:r>
-      <w:r>
-        <w:tab/>
-      </w:r>
-      <w:r>
-        <w:t>11</w:t>
-      </w:r>
+      <w:hyperlink w:anchor="_Toc1">
+        <w:r>
+          <w:rPr>
+            <w:b w:val="False"/>
+          </w:rPr>
+          <w:t>Title</w:t>
+        </w:r>
+        <w:r>
+          <w:tab/>
+        </w:r>
+        <w:r>
+          <w:fldChar w:fldCharType="begin"/>
+        </w:r>
+        <w:r>
+          <w:instrText xml:space="preserve"> PAGEREF _Toc1 \h </w:instrText>
+        </w:r>
+        <w:r>
+          <w:fldChar w:fldCharType="separate"/>
+        </w:r>
+        <w:r>
+          <w:t>6</w:t>
+        </w:r>
+        <w:r>
+          <w:fldChar w:fldCharType="end"/>
+        </w:r>
+      </w:hyperlink>
     </w:p>
     <w:sectPr>
       <w:pgSz w:w="11906" w:h="16838"/>
